--- a/docs/软件使用说明.docx
+++ b/docs/软件使用说明.docx
@@ -20,7 +20,7 @@
     </w:p>
     <w:p>
       <w:r>
-        <w:t>版本：v3.0</w:t>
+        <w:t>版本：v3.1</w:t>
       </w:r>
     </w:p>
     <w:p>
@@ -38,7 +38,7 @@
     </w:p>
     <w:p>
       <w:r>
-        <w:t>启动 python app.py 后访问 http://localhost:5000。首次进入需要登录，账号和密码只能使用英文字母和数字。</w:t>
+        <w:t>Windows 推荐双击“启动错题本.bat”，脚本会自动定位 Python、启动服务并打开浏览器。也可以运行 python app.py 后访问 http://localhost:5000。首次进入需要登录，账号和密码只能使用英文字母和数字。</w:t>
       </w:r>
     </w:p>
     <w:p>
@@ -218,7 +218,7 @@
     </w:p>
     <w:p>
       <w:r>
-        <w:t>错题库支持按学科、知识点、状态和关键词筛选，支持多选后批量关联知识点、修改状态和删除。</w:t>
+        <w:t>错题库支持按学科、知识点、状态和关键词筛选，支持多选后批量关联知识点、修改状态和删除。错题列表采用分页加载，题目较多时不会一次加载全部数据。</w:t>
       </w:r>
     </w:p>
     <w:p>
@@ -390,7 +390,7 @@
     </w:p>
     <w:p>
       <w:r>
-        <w:t>支持今日推荐、自动生成今日复习计划、自定义日期计划、完成/跳过计划和逾期提醒。</w:t>
+        <w:t>支持今日推荐、自动生成今日复习计划、自定义日期计划、完成/跳过计划和逾期提醒。可以开启浏览器提醒、设置每日提醒时间，也可以导出 .ics 文件加入手机日历。</w:t>
       </w:r>
     </w:p>
     <w:p>
@@ -664,7 +664,7 @@
     </w:p>
     <w:p>
       <w:r>
-        <w:t>统计报表展示错题总数、知识点数、近 30 天新增、近 30 天仍错、复习正确率、待复习计划，以及状态分布图和薄弱排行图。</w:t>
+        <w:t>统计报表展示错题总数、知识点数、近 30 天新增、近 30 天仍错、复习正确率、待复习计划，以及状态分布图和薄弱排行图。支持一键导出 Word 和 PDF。</w:t>
       </w:r>
     </w:p>
     <w:p>
@@ -952,6 +952,32 @@
       </w:pPr>
       <w:r>
         <w:t>图 16 模型与 OCR 配置</w:t>
+      </w:r>
+    </w:p>
+    <w:p>
+      <w:pPr>
+        <w:pStyle w:val="Heading1"/>
+      </w:pPr>
+      <w:r>
+        <w:t>14. PWA 与离线查看</w:t>
+      </w:r>
+    </w:p>
+    <w:p>
+      <w:r>
+        <w:t>在 localhost 或 HTTPS 环境可将系统添加到手机主屏幕。断网时可以查看已缓存的错题和首页数据，退出账号时会清理当前用户的离线缓存。局域网普通 HTTP 环境可能无法使用完整安装和系统通知，此时可使用 .ics 日历导出。</w:t>
+      </w:r>
+    </w:p>
+    <w:p>
+      <w:pPr>
+        <w:pStyle w:val="Heading1"/>
+      </w:pPr>
+      <w:r>
+        <w:t>15. 性能与流式输出</w:t>
+      </w:r>
+    </w:p>
+    <w:p>
+      <w:r>
+        <w:t>错题库采用后端分页，首页只加载最近错题和汇总数量，数据库查询增加索引。概念回顾、知识点精要和单题 AI 解答使用流式输出，内容逐步显示。</w:t>
       </w:r>
     </w:p>
     <w:sectPr>

--- a/docs/软件使用说明.docx
+++ b/docs/软件使用说明.docx
@@ -20,7 +20,12 @@
     </w:p>
     <w:p>
       <w:r>
-        <w:t>版本：v3.1</w:t>
+        <w:t>版本：v3.2</w:t>
+      </w:r>
+    </w:p>
+    <w:p>
+      <w:r>
+        <w:t>更新日期：2026-09-24</w:t>
       </w:r>
     </w:p>
     <w:p>
@@ -450,7 +455,7 @@
     </w:p>
     <w:p>
       <w:r>
-        <w:t>展示薄弱知识点 TOP-N、累计错误、近 7 天错误、30 天趋势和复习优先级。薄弱指数按错题数、累计错误、时间衰减和近期错误综合计算。</w:t>
+        <w:t>展示薄弱知识点 TOP-N、累计错误、近 7 天错误、30 天趋势和复习优先级。薄弱指数先按当前候选范围内的最高错题数、最高累计错误次数、最高时间衰减值和最高近 7 天错误次数归一化，再按 0.4、0.3、0.2、0.1 加权并乘以 10，得到 0 到 10 的相对分数。没有复习记录时，系统使用错题创建时间估算时间衰减。</w:t>
       </w:r>
     </w:p>
     <w:p>
@@ -980,6 +985,19 @@
         <w:t>错题库采用后端分页，首页只加载最近错题和汇总数量，数据库查询增加索引。概念回顾、知识点精要和单题 AI 解答使用流式输出，内容逐步显示。</w:t>
       </w:r>
     </w:p>
+    <w:p>
+      <w:pPr>
+        <w:pStyle w:val="Heading1"/>
+      </w:pPr>
+      <w:r>
+        <w:t>16. 使用限制</w:t>
+      </w:r>
+    </w:p>
+    <w:p>
+      <w:r>
+        <w:t>拍照识别需要本机安装 PaddleOCR 和 PaddlePaddle；AI 推荐、知识溯源和 AI 学习内容需要配置大模型 API Key。PWA 安装与系统通知需要 localhost 或 HTTPS，浏览器通知只在页面打开时检查。回收站中的错题不会自动过期删除，需要手动彻底删除。</w:t>
+      </w:r>
+    </w:p>
     <w:sectPr>
       <w:pgSz w:w="12240" w:h="15840"/>
       <w:pgMar w:top="1440" w:right="1800" w:bottom="1440" w:left="1800" w:header="720" w:footer="720" w:gutter="0"/>

--- a/docs/软件使用说明.docx
+++ b/docs/软件使用说明.docx
@@ -29,11 +29,6 @@
       </w:r>
     </w:p>
     <w:p>
-      <w:r>
-        <w:t>演示账号：demo    密码：demo123</w:t>
-      </w:r>
-    </w:p>
-    <w:p>
       <w:pPr>
         <w:pStyle w:val="Heading1"/>
       </w:pPr>
@@ -44,53 +39,6 @@
     <w:p>
       <w:r>
         <w:t>Windows 推荐双击“启动错题本.bat”，脚本会自动定位 Python、启动服务并打开浏览器。也可以运行 python app.py 后访问 http://localhost:5000。首次进入需要登录，账号和密码只能使用英文字母和数字。</w:t>
-      </w:r>
-    </w:p>
-    <w:p>
-      <w:pPr>
-        <w:jc w:val="center"/>
-      </w:pPr>
-      <w:r>
-        <w:drawing>
-          <wp:inline xmlns:a="http://schemas.openxmlformats.org/drawingml/2006/main" xmlns:pic="http://schemas.openxmlformats.org/drawingml/2006/picture">
-            <wp:extent cx="5669280" cy="3188970"/>
-            <wp:docPr id="1" name="Picture 1"/>
-            <wp:cNvGraphicFramePr>
-              <a:graphicFrameLocks noChangeAspect="1"/>
-            </wp:cNvGraphicFramePr>
-            <a:graphic>
-              <a:graphicData uri="http://schemas.openxmlformats.org/drawingml/2006/picture">
-                <pic:pic>
-                  <pic:nvPicPr>
-                    <pic:cNvPr id="0" name="00_login.png"/>
-                    <pic:cNvPicPr/>
-                  </pic:nvPicPr>
-                  <pic:blipFill>
-                    <a:blip r:embed="rId9"/>
-                    <a:stretch>
-                      <a:fillRect/>
-                    </a:stretch>
-                  </pic:blipFill>
-                  <pic:spPr>
-                    <a:xfrm>
-                      <a:off x="0" y="0"/>
-                      <a:ext cx="5669280" cy="3188970"/>
-                    </a:xfrm>
-                    <a:prstGeom prst="rect"/>
-                  </pic:spPr>
-                </pic:pic>
-              </a:graphicData>
-            </a:graphic>
-          </wp:inline>
-        </w:drawing>
-      </w:r>
-    </w:p>
-    <w:p>
-      <w:pPr>
-        <w:jc w:val="center"/>
-      </w:pPr>
-      <w:r>
-        <w:t>图 1 登录界面</w:t>
       </w:r>
     </w:p>
     <w:p>
@@ -108,53 +56,6 @@
     </w:p>
     <w:p>
       <w:pPr>
-        <w:jc w:val="center"/>
-      </w:pPr>
-      <w:r>
-        <w:drawing>
-          <wp:inline xmlns:a="http://schemas.openxmlformats.org/drawingml/2006/main" xmlns:pic="http://schemas.openxmlformats.org/drawingml/2006/picture">
-            <wp:extent cx="5669280" cy="4424696"/>
-            <wp:docPr id="2" name="Picture 2"/>
-            <wp:cNvGraphicFramePr>
-              <a:graphicFrameLocks noChangeAspect="1"/>
-            </wp:cNvGraphicFramePr>
-            <a:graphic>
-              <a:graphicData uri="http://schemas.openxmlformats.org/drawingml/2006/picture">
-                <pic:pic>
-                  <pic:nvPicPr>
-                    <pic:cNvPr id="0" name="01_dashboard.png"/>
-                    <pic:cNvPicPr/>
-                  </pic:nvPicPr>
-                  <pic:blipFill>
-                    <a:blip r:embed="rId10"/>
-                    <a:stretch>
-                      <a:fillRect/>
-                    </a:stretch>
-                  </pic:blipFill>
-                  <pic:spPr>
-                    <a:xfrm>
-                      <a:off x="0" y="0"/>
-                      <a:ext cx="5669280" cy="4424696"/>
-                    </a:xfrm>
-                    <a:prstGeom prst="rect"/>
-                  </pic:spPr>
-                </pic:pic>
-              </a:graphicData>
-            </a:graphic>
-          </wp:inline>
-        </w:drawing>
-      </w:r>
-    </w:p>
-    <w:p>
-      <w:pPr>
-        <w:jc w:val="center"/>
-      </w:pPr>
-      <w:r>
-        <w:t>图 2 首页概览</w:t>
-      </w:r>
-    </w:p>
-    <w:p>
-      <w:pPr>
         <w:pStyle w:val="Heading1"/>
       </w:pPr>
       <w:r>
@@ -164,53 +65,6 @@
     <w:p>
       <w:r>
         <w:t>支持手动录入、拍照 OCR、图片选择和 PDF/Word 导入。题干支持 LaTeX 公式实时渲染，保存前会二次确认。</w:t>
-      </w:r>
-    </w:p>
-    <w:p>
-      <w:pPr>
-        <w:jc w:val="center"/>
-      </w:pPr>
-      <w:r>
-        <w:drawing>
-          <wp:inline xmlns:a="http://schemas.openxmlformats.org/drawingml/2006/main" xmlns:pic="http://schemas.openxmlformats.org/drawingml/2006/picture">
-            <wp:extent cx="5669280" cy="5673709"/>
-            <wp:docPr id="3" name="Picture 3"/>
-            <wp:cNvGraphicFramePr>
-              <a:graphicFrameLocks noChangeAspect="1"/>
-            </wp:cNvGraphicFramePr>
-            <a:graphic>
-              <a:graphicData uri="http://schemas.openxmlformats.org/drawingml/2006/picture">
-                <pic:pic>
-                  <pic:nvPicPr>
-                    <pic:cNvPr id="0" name="02_input.png"/>
-                    <pic:cNvPicPr/>
-                  </pic:nvPicPr>
-                  <pic:blipFill>
-                    <a:blip r:embed="rId11"/>
-                    <a:stretch>
-                      <a:fillRect/>
-                    </a:stretch>
-                  </pic:blipFill>
-                  <pic:spPr>
-                    <a:xfrm>
-                      <a:off x="0" y="0"/>
-                      <a:ext cx="5669280" cy="5673709"/>
-                    </a:xfrm>
-                    <a:prstGeom prst="rect"/>
-                  </pic:spPr>
-                </pic:pic>
-              </a:graphicData>
-            </a:graphic>
-          </wp:inline>
-        </w:drawing>
-      </w:r>
-    </w:p>
-    <w:p>
-      <w:pPr>
-        <w:jc w:val="center"/>
-      </w:pPr>
-      <w:r>
-        <w:t>图 3 错题录入</w:t>
       </w:r>
     </w:p>
     <w:p>
@@ -227,102 +81,8 @@
       </w:r>
     </w:p>
     <w:p>
-      <w:pPr>
-        <w:jc w:val="center"/>
-      </w:pPr>
-      <w:r>
-        <w:drawing>
-          <wp:inline xmlns:a="http://schemas.openxmlformats.org/drawingml/2006/main" xmlns:pic="http://schemas.openxmlformats.org/drawingml/2006/picture">
-            <wp:extent cx="5669280" cy="9305592"/>
-            <wp:docPr id="4" name="Picture 4"/>
-            <wp:cNvGraphicFramePr>
-              <a:graphicFrameLocks noChangeAspect="1"/>
-            </wp:cNvGraphicFramePr>
-            <a:graphic>
-              <a:graphicData uri="http://schemas.openxmlformats.org/drawingml/2006/picture">
-                <pic:pic>
-                  <pic:nvPicPr>
-                    <pic:cNvPr id="0" name="03_library.png"/>
-                    <pic:cNvPicPr/>
-                  </pic:nvPicPr>
-                  <pic:blipFill>
-                    <a:blip r:embed="rId12"/>
-                    <a:stretch>
-                      <a:fillRect/>
-                    </a:stretch>
-                  </pic:blipFill>
-                  <pic:spPr>
-                    <a:xfrm>
-                      <a:off x="0" y="0"/>
-                      <a:ext cx="5669280" cy="9305592"/>
-                    </a:xfrm>
-                    <a:prstGeom prst="rect"/>
-                  </pic:spPr>
-                </pic:pic>
-              </a:graphicData>
-            </a:graphic>
-          </wp:inline>
-        </w:drawing>
-      </w:r>
-    </w:p>
-    <w:p>
-      <w:pPr>
-        <w:jc w:val="center"/>
-      </w:pPr>
-      <w:r>
-        <w:t>图 4 错题库与批量操作</w:t>
-      </w:r>
-    </w:p>
-    <w:p>
       <w:r>
         <w:t>点击题目标题查看详情，可以进行编辑、知识溯源和查看知识导图。</w:t>
-      </w:r>
-    </w:p>
-    <w:p>
-      <w:pPr>
-        <w:jc w:val="center"/>
-      </w:pPr>
-      <w:r>
-        <w:drawing>
-          <wp:inline xmlns:a="http://schemas.openxmlformats.org/drawingml/2006/main" xmlns:pic="http://schemas.openxmlformats.org/drawingml/2006/picture">
-            <wp:extent cx="5669280" cy="9305592"/>
-            <wp:docPr id="5" name="Picture 5"/>
-            <wp:cNvGraphicFramePr>
-              <a:graphicFrameLocks noChangeAspect="1"/>
-            </wp:cNvGraphicFramePr>
-            <a:graphic>
-              <a:graphicData uri="http://schemas.openxmlformats.org/drawingml/2006/picture">
-                <pic:pic>
-                  <pic:nvPicPr>
-                    <pic:cNvPr id="0" name="04_question_detail.png"/>
-                    <pic:cNvPicPr/>
-                  </pic:nvPicPr>
-                  <pic:blipFill>
-                    <a:blip r:embed="rId13"/>
-                    <a:stretch>
-                      <a:fillRect/>
-                    </a:stretch>
-                  </pic:blipFill>
-                  <pic:spPr>
-                    <a:xfrm>
-                      <a:off x="0" y="0"/>
-                      <a:ext cx="5669280" cy="9305592"/>
-                    </a:xfrm>
-                    <a:prstGeom prst="rect"/>
-                  </pic:spPr>
-                </pic:pic>
-              </a:graphicData>
-            </a:graphic>
-          </wp:inline>
-        </w:drawing>
-      </w:r>
-    </w:p>
-    <w:p>
-      <w:pPr>
-        <w:jc w:val="center"/>
-      </w:pPr>
-      <w:r>
-        <w:t>图 5 错题详情</w:t>
       </w:r>
     </w:p>
     <w:p>
@@ -340,53 +100,6 @@
     </w:p>
     <w:p>
       <w:pPr>
-        <w:jc w:val="center"/>
-      </w:pPr>
-      <w:r>
-        <w:drawing>
-          <wp:inline xmlns:a="http://schemas.openxmlformats.org/drawingml/2006/main" xmlns:pic="http://schemas.openxmlformats.org/drawingml/2006/picture">
-            <wp:extent cx="5669280" cy="9305592"/>
-            <wp:docPr id="6" name="Picture 6"/>
-            <wp:cNvGraphicFramePr>
-              <a:graphicFrameLocks noChangeAspect="1"/>
-            </wp:cNvGraphicFramePr>
-            <a:graphic>
-              <a:graphicData uri="http://schemas.openxmlformats.org/drawingml/2006/picture">
-                <pic:pic>
-                  <pic:nvPicPr>
-                    <pic:cNvPr id="0" name="05_mindmap.png"/>
-                    <pic:cNvPicPr/>
-                  </pic:nvPicPr>
-                  <pic:blipFill>
-                    <a:blip r:embed="rId14"/>
-                    <a:stretch>
-                      <a:fillRect/>
-                    </a:stretch>
-                  </pic:blipFill>
-                  <pic:spPr>
-                    <a:xfrm>
-                      <a:off x="0" y="0"/>
-                      <a:ext cx="5669280" cy="9305592"/>
-                    </a:xfrm>
-                    <a:prstGeom prst="rect"/>
-                  </pic:spPr>
-                </pic:pic>
-              </a:graphicData>
-            </a:graphic>
-          </wp:inline>
-        </w:drawing>
-      </w:r>
-    </w:p>
-    <w:p>
-      <w:pPr>
-        <w:jc w:val="center"/>
-      </w:pPr>
-      <w:r>
-        <w:t>图 6 知识溯源思维导图</w:t>
-      </w:r>
-    </w:p>
-    <w:p>
-      <w:pPr>
         <w:pStyle w:val="Heading1"/>
       </w:pPr>
       <w:r>
@@ -396,53 +109,6 @@
     <w:p>
       <w:r>
         <w:t>支持今日推荐、自动生成今日复习计划、自定义日期计划、完成/跳过计划和逾期提醒。可以开启浏览器提醒、设置每日提醒时间，也可以导出 .ics 文件加入手机日历。</w:t>
-      </w:r>
-    </w:p>
-    <w:p>
-      <w:pPr>
-        <w:jc w:val="center"/>
-      </w:pPr>
-      <w:r>
-        <w:drawing>
-          <wp:inline xmlns:a="http://schemas.openxmlformats.org/drawingml/2006/main" xmlns:pic="http://schemas.openxmlformats.org/drawingml/2006/picture">
-            <wp:extent cx="5669280" cy="6094476"/>
-            <wp:docPr id="7" name="Picture 7"/>
-            <wp:cNvGraphicFramePr>
-              <a:graphicFrameLocks noChangeAspect="1"/>
-            </wp:cNvGraphicFramePr>
-            <a:graphic>
-              <a:graphicData uri="http://schemas.openxmlformats.org/drawingml/2006/picture">
-                <pic:pic>
-                  <pic:nvPicPr>
-                    <pic:cNvPr id="0" name="06_review.png"/>
-                    <pic:cNvPicPr/>
-                  </pic:nvPicPr>
-                  <pic:blipFill>
-                    <a:blip r:embed="rId15"/>
-                    <a:stretch>
-                      <a:fillRect/>
-                    </a:stretch>
-                  </pic:blipFill>
-                  <pic:spPr>
-                    <a:xfrm>
-                      <a:off x="0" y="0"/>
-                      <a:ext cx="5669280" cy="6094476"/>
-                    </a:xfrm>
-                    <a:prstGeom prst="rect"/>
-                  </pic:spPr>
-                </pic:pic>
-              </a:graphicData>
-            </a:graphic>
-          </wp:inline>
-        </w:drawing>
-      </w:r>
-    </w:p>
-    <w:p>
-      <w:pPr>
-        <w:jc w:val="center"/>
-      </w:pPr>
-      <w:r>
-        <w:t>图 7 复习模式</w:t>
       </w:r>
     </w:p>
     <w:p>
@@ -460,53 +126,6 @@
     </w:p>
     <w:p>
       <w:pPr>
-        <w:jc w:val="center"/>
-      </w:pPr>
-      <w:r>
-        <w:drawing>
-          <wp:inline xmlns:a="http://schemas.openxmlformats.org/drawingml/2006/main" xmlns:pic="http://schemas.openxmlformats.org/drawingml/2006/picture">
-            <wp:extent cx="5669280" cy="10191417"/>
-            <wp:docPr id="8" name="Picture 8"/>
-            <wp:cNvGraphicFramePr>
-              <a:graphicFrameLocks noChangeAspect="1"/>
-            </wp:cNvGraphicFramePr>
-            <a:graphic>
-              <a:graphicData uri="http://schemas.openxmlformats.org/drawingml/2006/picture">
-                <pic:pic>
-                  <pic:nvPicPr>
-                    <pic:cNvPr id="0" name="07_weak.png"/>
-                    <pic:cNvPicPr/>
-                  </pic:nvPicPr>
-                  <pic:blipFill>
-                    <a:blip r:embed="rId16"/>
-                    <a:stretch>
-                      <a:fillRect/>
-                    </a:stretch>
-                  </pic:blipFill>
-                  <pic:spPr>
-                    <a:xfrm>
-                      <a:off x="0" y="0"/>
-                      <a:ext cx="5669280" cy="10191417"/>
-                    </a:xfrm>
-                    <a:prstGeom prst="rect"/>
-                  </pic:spPr>
-                </pic:pic>
-              </a:graphicData>
-            </a:graphic>
-          </wp:inline>
-        </w:drawing>
-      </w:r>
-    </w:p>
-    <w:p>
-      <w:pPr>
-        <w:jc w:val="center"/>
-      </w:pPr>
-      <w:r>
-        <w:t>图 8 薄弱分析与趋势图</w:t>
-      </w:r>
-    </w:p>
-    <w:p>
-      <w:pPr>
         <w:pStyle w:val="Heading1"/>
       </w:pPr>
       <w:r>
@@ -516,147 +135,6 @@
     <w:p>
       <w:r>
         <w:t>知识图谱以学科为中心向外发散，支持分层导图、树图和旭日图。点击节点可以查看和编辑知识点说明、知识库内容和学习资源。</w:t>
-      </w:r>
-    </w:p>
-    <w:p>
-      <w:pPr>
-        <w:jc w:val="center"/>
-      </w:pPr>
-      <w:r>
-        <w:drawing>
-          <wp:inline xmlns:a="http://schemas.openxmlformats.org/drawingml/2006/main" xmlns:pic="http://schemas.openxmlformats.org/drawingml/2006/picture">
-            <wp:extent cx="5669280" cy="3432572"/>
-            <wp:docPr id="9" name="Picture 9"/>
-            <wp:cNvGraphicFramePr>
-              <a:graphicFrameLocks noChangeAspect="1"/>
-            </wp:cNvGraphicFramePr>
-            <a:graphic>
-              <a:graphicData uri="http://schemas.openxmlformats.org/drawingml/2006/picture">
-                <pic:pic>
-                  <pic:nvPicPr>
-                    <pic:cNvPr id="0" name="08_graph_layered.png"/>
-                    <pic:cNvPicPr/>
-                  </pic:nvPicPr>
-                  <pic:blipFill>
-                    <a:blip r:embed="rId17"/>
-                    <a:stretch>
-                      <a:fillRect/>
-                    </a:stretch>
-                  </pic:blipFill>
-                  <pic:spPr>
-                    <a:xfrm>
-                      <a:off x="0" y="0"/>
-                      <a:ext cx="5669280" cy="3432572"/>
-                    </a:xfrm>
-                    <a:prstGeom prst="rect"/>
-                  </pic:spPr>
-                </pic:pic>
-              </a:graphicData>
-            </a:graphic>
-          </wp:inline>
-        </w:drawing>
-      </w:r>
-    </w:p>
-    <w:p>
-      <w:pPr>
-        <w:jc w:val="center"/>
-      </w:pPr>
-      <w:r>
-        <w:t>图 9 知识图谱分层图</w:t>
-      </w:r>
-    </w:p>
-    <w:p>
-      <w:pPr>
-        <w:jc w:val="center"/>
-      </w:pPr>
-      <w:r>
-        <w:drawing>
-          <wp:inline xmlns:a="http://schemas.openxmlformats.org/drawingml/2006/main" xmlns:pic="http://schemas.openxmlformats.org/drawingml/2006/picture">
-            <wp:extent cx="5669280" cy="3999500"/>
-            <wp:docPr id="10" name="Picture 10"/>
-            <wp:cNvGraphicFramePr>
-              <a:graphicFrameLocks noChangeAspect="1"/>
-            </wp:cNvGraphicFramePr>
-            <a:graphic>
-              <a:graphicData uri="http://schemas.openxmlformats.org/drawingml/2006/picture">
-                <pic:pic>
-                  <pic:nvPicPr>
-                    <pic:cNvPr id="0" name="09_graph_tree.png"/>
-                    <pic:cNvPicPr/>
-                  </pic:nvPicPr>
-                  <pic:blipFill>
-                    <a:blip r:embed="rId18"/>
-                    <a:stretch>
-                      <a:fillRect/>
-                    </a:stretch>
-                  </pic:blipFill>
-                  <pic:spPr>
-                    <a:xfrm>
-                      <a:off x="0" y="0"/>
-                      <a:ext cx="5669280" cy="3999500"/>
-                    </a:xfrm>
-                    <a:prstGeom prst="rect"/>
-                  </pic:spPr>
-                </pic:pic>
-              </a:graphicData>
-            </a:graphic>
-          </wp:inline>
-        </w:drawing>
-      </w:r>
-    </w:p>
-    <w:p>
-      <w:pPr>
-        <w:jc w:val="center"/>
-      </w:pPr>
-      <w:r>
-        <w:t>图 10 知识图谱树图</w:t>
-      </w:r>
-    </w:p>
-    <w:p>
-      <w:pPr>
-        <w:jc w:val="center"/>
-      </w:pPr>
-      <w:r>
-        <w:drawing>
-          <wp:inline xmlns:a="http://schemas.openxmlformats.org/drawingml/2006/main" xmlns:pic="http://schemas.openxmlformats.org/drawingml/2006/picture">
-            <wp:extent cx="5669280" cy="3999500"/>
-            <wp:docPr id="11" name="Picture 11"/>
-            <wp:cNvGraphicFramePr>
-              <a:graphicFrameLocks noChangeAspect="1"/>
-            </wp:cNvGraphicFramePr>
-            <a:graphic>
-              <a:graphicData uri="http://schemas.openxmlformats.org/drawingml/2006/picture">
-                <pic:pic>
-                  <pic:nvPicPr>
-                    <pic:cNvPr id="0" name="10_graph_sunburst.png"/>
-                    <pic:cNvPicPr/>
-                  </pic:nvPicPr>
-                  <pic:blipFill>
-                    <a:blip r:embed="rId19"/>
-                    <a:stretch>
-                      <a:fillRect/>
-                    </a:stretch>
-                  </pic:blipFill>
-                  <pic:spPr>
-                    <a:xfrm>
-                      <a:off x="0" y="0"/>
-                      <a:ext cx="5669280" cy="3999500"/>
-                    </a:xfrm>
-                    <a:prstGeom prst="rect"/>
-                  </pic:spPr>
-                </pic:pic>
-              </a:graphicData>
-            </a:graphic>
-          </wp:inline>
-        </w:drawing>
-      </w:r>
-    </w:p>
-    <w:p>
-      <w:pPr>
-        <w:jc w:val="center"/>
-      </w:pPr>
-      <w:r>
-        <w:t>图 11 知识图谱旭日图</w:t>
       </w:r>
     </w:p>
     <w:p>
@@ -674,53 +152,6 @@
     </w:p>
     <w:p>
       <w:pPr>
-        <w:jc w:val="center"/>
-      </w:pPr>
-      <w:r>
-        <w:drawing>
-          <wp:inline xmlns:a="http://schemas.openxmlformats.org/drawingml/2006/main" xmlns:pic="http://schemas.openxmlformats.org/drawingml/2006/picture">
-            <wp:extent cx="5669280" cy="3578733"/>
-            <wp:docPr id="12" name="Picture 12"/>
-            <wp:cNvGraphicFramePr>
-              <a:graphicFrameLocks noChangeAspect="1"/>
-            </wp:cNvGraphicFramePr>
-            <a:graphic>
-              <a:graphicData uri="http://schemas.openxmlformats.org/drawingml/2006/picture">
-                <pic:pic>
-                  <pic:nvPicPr>
-                    <pic:cNvPr id="0" name="11_report.png"/>
-                    <pic:cNvPicPr/>
-                  </pic:nvPicPr>
-                  <pic:blipFill>
-                    <a:blip r:embed="rId20"/>
-                    <a:stretch>
-                      <a:fillRect/>
-                    </a:stretch>
-                  </pic:blipFill>
-                  <pic:spPr>
-                    <a:xfrm>
-                      <a:off x="0" y="0"/>
-                      <a:ext cx="5669280" cy="3578733"/>
-                    </a:xfrm>
-                    <a:prstGeom prst="rect"/>
-                  </pic:spPr>
-                </pic:pic>
-              </a:graphicData>
-            </a:graphic>
-          </wp:inline>
-        </w:drawing>
-      </w:r>
-    </w:p>
-    <w:p>
-      <w:pPr>
-        <w:jc w:val="center"/>
-      </w:pPr>
-      <w:r>
-        <w:t>图 12 统计报表</w:t>
-      </w:r>
-    </w:p>
-    <w:p>
-      <w:pPr>
         <w:pStyle w:val="Heading1"/>
       </w:pPr>
       <w:r>
@@ -730,53 +161,6 @@
     <w:p>
       <w:r>
         <w:t>删除错题后进入回收站，可以恢复或彻底删除。彻底删除后无法恢复。</w:t>
-      </w:r>
-    </w:p>
-    <w:p>
-      <w:pPr>
-        <w:jc w:val="center"/>
-      </w:pPr>
-      <w:r>
-        <w:drawing>
-          <wp:inline xmlns:a="http://schemas.openxmlformats.org/drawingml/2006/main" xmlns:pic="http://schemas.openxmlformats.org/drawingml/2006/picture">
-            <wp:extent cx="5669280" cy="3188970"/>
-            <wp:docPr id="13" name="Picture 13"/>
-            <wp:cNvGraphicFramePr>
-              <a:graphicFrameLocks noChangeAspect="1"/>
-            </wp:cNvGraphicFramePr>
-            <a:graphic>
-              <a:graphicData uri="http://schemas.openxmlformats.org/drawingml/2006/picture">
-                <pic:pic>
-                  <pic:nvPicPr>
-                    <pic:cNvPr id="0" name="12_trash.png"/>
-                    <pic:cNvPicPr/>
-                  </pic:nvPicPr>
-                  <pic:blipFill>
-                    <a:blip r:embed="rId21"/>
-                    <a:stretch>
-                      <a:fillRect/>
-                    </a:stretch>
-                  </pic:blipFill>
-                  <pic:spPr>
-                    <a:xfrm>
-                      <a:off x="0" y="0"/>
-                      <a:ext cx="5669280" cy="3188970"/>
-                    </a:xfrm>
-                    <a:prstGeom prst="rect"/>
-                  </pic:spPr>
-                </pic:pic>
-              </a:graphicData>
-            </a:graphic>
-          </wp:inline>
-        </w:drawing>
-      </w:r>
-    </w:p>
-    <w:p>
-      <w:pPr>
-        <w:jc w:val="center"/>
-      </w:pPr>
-      <w:r>
-        <w:t>图 13 回收站</w:t>
       </w:r>
     </w:p>
     <w:p>
@@ -794,53 +178,6 @@
     </w:p>
     <w:p>
       <w:pPr>
-        <w:jc w:val="center"/>
-      </w:pPr>
-      <w:r>
-        <w:drawing>
-          <wp:inline xmlns:a="http://schemas.openxmlformats.org/drawingml/2006/main" xmlns:pic="http://schemas.openxmlformats.org/drawingml/2006/picture">
-            <wp:extent cx="5669280" cy="3273123"/>
-            <wp:docPr id="14" name="Picture 14"/>
-            <wp:cNvGraphicFramePr>
-              <a:graphicFrameLocks noChangeAspect="1"/>
-            </wp:cNvGraphicFramePr>
-            <a:graphic>
-              <a:graphicData uri="http://schemas.openxmlformats.org/drawingml/2006/picture">
-                <pic:pic>
-                  <pic:nvPicPr>
-                    <pic:cNvPr id="0" name="13_settings.png"/>
-                    <pic:cNvPicPr/>
-                  </pic:nvPicPr>
-                  <pic:blipFill>
-                    <a:blip r:embed="rId22"/>
-                    <a:stretch>
-                      <a:fillRect/>
-                    </a:stretch>
-                  </pic:blipFill>
-                  <pic:spPr>
-                    <a:xfrm>
-                      <a:off x="0" y="0"/>
-                      <a:ext cx="5669280" cy="3273123"/>
-                    </a:xfrm>
-                    <a:prstGeom prst="rect"/>
-                  </pic:spPr>
-                </pic:pic>
-              </a:graphicData>
-            </a:graphic>
-          </wp:inline>
-        </w:drawing>
-      </w:r>
-    </w:p>
-    <w:p>
-      <w:pPr>
-        <w:jc w:val="center"/>
-      </w:pPr>
-      <w:r>
-        <w:t>图 14 学科设置</w:t>
-      </w:r>
-    </w:p>
-    <w:p>
-      <w:pPr>
         <w:pStyle w:val="Heading1"/>
       </w:pPr>
       <w:r>
@@ -854,53 +191,6 @@
     </w:p>
     <w:p>
       <w:pPr>
-        <w:jc w:val="center"/>
-      </w:pPr>
-      <w:r>
-        <w:drawing>
-          <wp:inline xmlns:a="http://schemas.openxmlformats.org/drawingml/2006/main" xmlns:pic="http://schemas.openxmlformats.org/drawingml/2006/picture">
-            <wp:extent cx="5669280" cy="3273123"/>
-            <wp:docPr id="15" name="Picture 15"/>
-            <wp:cNvGraphicFramePr>
-              <a:graphicFrameLocks noChangeAspect="1"/>
-            </wp:cNvGraphicFramePr>
-            <a:graphic>
-              <a:graphicData uri="http://schemas.openxmlformats.org/drawingml/2006/picture">
-                <pic:pic>
-                  <pic:nvPicPr>
-                    <pic:cNvPr id="0" name="14_account.png"/>
-                    <pic:cNvPicPr/>
-                  </pic:nvPicPr>
-                  <pic:blipFill>
-                    <a:blip r:embed="rId23"/>
-                    <a:stretch>
-                      <a:fillRect/>
-                    </a:stretch>
-                  </pic:blipFill>
-                  <pic:spPr>
-                    <a:xfrm>
-                      <a:off x="0" y="0"/>
-                      <a:ext cx="5669280" cy="3273123"/>
-                    </a:xfrm>
-                    <a:prstGeom prst="rect"/>
-                  </pic:spPr>
-                </pic:pic>
-              </a:graphicData>
-            </a:graphic>
-          </wp:inline>
-        </w:drawing>
-      </w:r>
-    </w:p>
-    <w:p>
-      <w:pPr>
-        <w:jc w:val="center"/>
-      </w:pPr>
-      <w:r>
-        <w:t>图 15 账号设置</w:t>
-      </w:r>
-    </w:p>
-    <w:p>
-      <w:pPr>
         <w:pStyle w:val="Heading1"/>
       </w:pPr>
       <w:r>
@@ -910,53 +200,6 @@
     <w:p>
       <w:r>
         <w:t>配置大模型 API Key、模型名称、知识点推荐阈值，以及 OCR 语言、方向识别和置信度阈值。</w:t>
-      </w:r>
-    </w:p>
-    <w:p>
-      <w:pPr>
-        <w:jc w:val="center"/>
-      </w:pPr>
-      <w:r>
-        <w:drawing>
-          <wp:inline xmlns:a="http://schemas.openxmlformats.org/drawingml/2006/main" xmlns:pic="http://schemas.openxmlformats.org/drawingml/2006/picture">
-            <wp:extent cx="5669280" cy="3273123"/>
-            <wp:docPr id="16" name="Picture 16"/>
-            <wp:cNvGraphicFramePr>
-              <a:graphicFrameLocks noChangeAspect="1"/>
-            </wp:cNvGraphicFramePr>
-            <a:graphic>
-              <a:graphicData uri="http://schemas.openxmlformats.org/drawingml/2006/picture">
-                <pic:pic>
-                  <pic:nvPicPr>
-                    <pic:cNvPr id="0" name="15_model_ocr.png"/>
-                    <pic:cNvPicPr/>
-                  </pic:nvPicPr>
-                  <pic:blipFill>
-                    <a:blip r:embed="rId24"/>
-                    <a:stretch>
-                      <a:fillRect/>
-                    </a:stretch>
-                  </pic:blipFill>
-                  <pic:spPr>
-                    <a:xfrm>
-                      <a:off x="0" y="0"/>
-                      <a:ext cx="5669280" cy="3273123"/>
-                    </a:xfrm>
-                    <a:prstGeom prst="rect"/>
-                  </pic:spPr>
-                </pic:pic>
-              </a:graphicData>
-            </a:graphic>
-          </wp:inline>
-        </w:drawing>
-      </w:r>
-    </w:p>
-    <w:p>
-      <w:pPr>
-        <w:jc w:val="center"/>
-      </w:pPr>
-      <w:r>
-        <w:t>图 16 模型与 OCR 配置</w:t>
       </w:r>
     </w:p>
     <w:p>

--- a/docs/软件使用说明.docx
+++ b/docs/软件使用说明.docx
@@ -64,7 +64,7 @@
     </w:p>
     <w:p>
       <w:r>
-        <w:t>支持手动录入、拍照 OCR、图片选择和 PDF/Word 导入。题干支持 LaTeX 公式实时渲染，保存前会二次确认。</w:t>
+        <w:t>支持手动录入、拍照 OCR、图片选择和 PDF/Word 导入。文档导入支持 PDF 与 DOCX，旧版 .doc 需先另存为 .docx。题干支持 LaTeX 公式实时渲染，保存前会二次确认。</w:t>
       </w:r>
     </w:p>
     <w:p>
@@ -121,7 +121,7 @@
     </w:p>
     <w:p>
       <w:r>
-        <w:t>展示薄弱知识点 TOP-N、累计错误、近 7 天错误、30 天趋势和复习优先级。薄弱指数先按当前候选范围内的最高错题数、最高累计错误次数、最高时间衰减值和最高近 7 天错误次数归一化，再按 0.4、0.3、0.2、0.1 加权并乘以 10，得到 0 到 10 的相对分数。没有复习记录时，系统使用错题创建时间估算时间衰减。</w:t>
+        <w:t>展示薄弱知识点 TOP-N、累计错误、近 7 天错误、30 天趋势和复习优先级。薄弱指数对错题数、错误事件次数、时间衰减值和近 7 天错误次数分别做饱和归一化 x/(x+k)，再按 0.4、0.3、0.2、0.1 加权并乘以 10，得到 0 到 10 的分数。由于分母是固定参考规模而非当前范围内的最大值，新增错题不会改变其他知识点的分数，分数可以跨时间比较。错误事件统一以“复习仍错记录”计时，从未复习的错题则以创建时间作为一次错误事件。</w:t>
       </w:r>
     </w:p>
     <w:p>
@@ -199,7 +199,7 @@
     </w:p>
     <w:p>
       <w:r>
-        <w:t>配置大模型 API Key、模型名称、知识点推荐阈值，以及 OCR 语言、方向识别和置信度阈值。</w:t>
+        <w:t>配置大模型 API Key、模型名称、知识点推荐阈值，以及 OCR 启用开关、语言、方向识别和置信度阈值。关闭 OCR 后，拍照只保存图片，不调用识别。</w:t>
       </w:r>
     </w:p>
     <w:p>
@@ -238,7 +238,7 @@
     </w:p>
     <w:p>
       <w:r>
-        <w:t>拍照识别需要本机安装 PaddleOCR 和 PaddlePaddle；AI 推荐、知识溯源和 AI 学习内容需要配置大模型 API Key。PWA 安装与系统通知需要 localhost 或 HTTPS，浏览器通知只在页面打开时检查。回收站中的错题不会自动过期删除，需要手动彻底删除。</w:t>
+        <w:t>拍照识别需要本机安装 PaddleOCR 和 PaddlePaddle；AI 推荐、知识溯源和 AI 学习内容需要配置大模型 API Key。PWA 安装与系统通知需要 localhost 或 HTTPS，浏览器通知只在页面打开时检查。回收站中的错题不会自动过期删除，需要手动彻底删除。上传接口限制扩展名、文件头特征和 32 MB 请求体上限，访问上传文件需要先登录；文件头校验不能替代完整的病毒扫描和深度格式解析。</w:t>
       </w:r>
     </w:p>
     <w:sectPr>

--- a/docs/软件使用说明.docx
+++ b/docs/软件使用说明.docx
@@ -238,7 +238,7 @@
     </w:p>
     <w:p>
       <w:r>
-        <w:t>拍照识别需要本机安装 PaddleOCR 和 PaddlePaddle；AI 推荐、知识溯源和 AI 学习内容需要配置大模型 API Key。PWA 安装与系统通知需要 localhost 或 HTTPS，浏览器通知只在页面打开时检查。回收站中的错题不会自动过期删除，需要手动彻底删除。上传接口限制扩展名、文件头特征和 32 MB 请求体上限，访问上传文件需要先登录；文件头校验不能替代完整的病毒扫描和深度格式解析。</w:t>
+        <w:t>拍照识别需要本机安装 PaddleOCR 和 PaddlePaddle；AI 推荐、知识溯源和 AI 学习内容需要配置大模型 API Key。PWA 安装与系统通知需要 localhost 或 HTTPS，浏览器通知只在页面打开时检查。回收站中的错题不会自动过期删除，需要手动彻底删除。上传接口限制扩展名、文件头特征和 32 MB 请求体上限，访问上传文件需要先登录；文件头校验不能替代完整的病毒扫描和深度格式解析。系统已启用会话级 CSRF 校验、登录失败限速和 SQLite WAL 忙等待保护；同一道题在多标签页同时编辑时使用版本校验，过期提交会被拒绝，请刷新页面后重试。</w:t>
       </w:r>
     </w:p>
     <w:sectPr>
